--- a/data/sites/hr/HR Policies/employee-handbook-code-of-conduct (edited copy).docx
+++ b/data/sites/hr/HR Policies/employee-handbook-code-of-conduct (edited copy).docx
@@ -260,7 +260,7 @@
           <w:color w:val="808080"/>
           <w:sz w:val="16"/>
         </w:rPr>
-        <w:t>Page 1 of 12 | HR Knowledge Hub | HR Policies | SharePoint Online</w:t>
+        <w:t>Page 1 of 11 | HR Knowledge Hub | HR Policies | SharePoint Online</w:t>
       </w:r>
     </w:p>
     <w:p>
@@ -587,7 +587,7 @@
           <w:color w:val="808080"/>
           <w:sz w:val="16"/>
         </w:rPr>
-        <w:t>Page 2 of 12 | HR Knowledge Hub | HR Policies | SharePoint Online</w:t>
+        <w:t>Page 2 of 11 | HR Knowledge Hub | HR Policies | SharePoint Online</w:t>
       </w:r>
     </w:p>
     <w:p>
@@ -878,7 +878,7 @@
           <w:color w:val="808080"/>
           <w:sz w:val="16"/>
         </w:rPr>
-        <w:t>Page 3 of 12 | HR Knowledge Hub | HR Policies | SharePoint Online</w:t>
+        <w:t>Page 3 of 11 | HR Knowledge Hub | HR Policies | SharePoint Online</w:t>
       </w:r>
     </w:p>
     <w:p>
@@ -1205,7 +1205,7 @@
           <w:color w:val="808080"/>
           <w:sz w:val="16"/>
         </w:rPr>
-        <w:t>Page 4 of 12 | HR Knowledge Hub | HR Policies | SharePoint Online</w:t>
+        <w:t>Page 4 of 11 | HR Knowledge Hub | HR Policies | SharePoint Online</w:t>
       </w:r>
     </w:p>
     <w:p>
@@ -1496,7 +1496,7 @@
           <w:color w:val="808080"/>
           <w:sz w:val="16"/>
         </w:rPr>
-        <w:t>Page 5 of 12 | HR Knowledge Hub | HR Policies | SharePoint Online</w:t>
+        <w:t>Page 5 of 11 | HR Knowledge Hub | HR Policies | SharePoint Online</w:t>
       </w:r>
     </w:p>
     <w:p>
@@ -1823,7 +1823,7 @@
           <w:color w:val="808080"/>
           <w:sz w:val="16"/>
         </w:rPr>
-        <w:t>Page 6 of 12 | HR Knowledge Hub | HR Policies | SharePoint Online</w:t>
+        <w:t>Page 6 of 11 | HR Knowledge Hub | HR Policies | SharePoint Online</w:t>
       </w:r>
     </w:p>
     <w:p>
@@ -2114,7 +2114,7 @@
           <w:color w:val="808080"/>
           <w:sz w:val="16"/>
         </w:rPr>
-        <w:t>Page 7 of 12 | HR Knowledge Hub | HR Policies | SharePoint Online</w:t>
+        <w:t>Page 7 of 11 | HR Knowledge Hub | HR Policies | SharePoint Online</w:t>
       </w:r>
     </w:p>
     <w:p>
@@ -2441,7 +2441,7 @@
           <w:color w:val="808080"/>
           <w:sz w:val="16"/>
         </w:rPr>
-        <w:t>Page 8 of 12 | HR Knowledge Hub | HR Policies | SharePoint Online</w:t>
+        <w:t>Page 8 of 11 | HR Knowledge Hub | HR Policies | SharePoint Online</w:t>
       </w:r>
     </w:p>
     <w:p>
@@ -2768,7 +2768,7 @@
           <w:color w:val="808080"/>
           <w:sz w:val="16"/>
         </w:rPr>
-        <w:t>Page 9 of 12 | HR Knowledge Hub | HR Policies | SharePoint Online</w:t>
+        <w:t>Page 9 of 11 | HR Knowledge Hub | HR Policies | SharePoint Online</w:t>
       </w:r>
     </w:p>
     <w:p>
@@ -3059,7 +3059,7 @@
           <w:color w:val="808080"/>
           <w:sz w:val="16"/>
         </w:rPr>
-        <w:t>Page 10 of 12 | HR Knowledge Hub | HR Policies | SharePoint Online</w:t>
+        <w:t>Page 10 of 11 | HR Knowledge Hub | HR Policies | SharePoint Online</w:t>
       </w:r>
     </w:p>
     <w:p>
@@ -3072,12 +3072,12 @@
         <w:pStyle w:val="Heading1"/>
       </w:pPr>
       <w:r>
-        <w:t>Section 11: Continuous Improvement Roadmap</w:t>
+        <w:t>Section 11: Appendix, Lineage &amp; Sign-off</w:t>
       </w:r>
     </w:p>
     <w:p>
       <w:r>
-        <w:t>Establishes the guidelines of professional conduct expected of every employee, including workplace respect, conflicts of interest, and use of company assets. Section 11 (Continuous Improvement Roadmap) applies to HR Policies within HR Knowledge Hub and is maintained by Maria Chen. Schedules quarterly optimization milestones, automation targets, and capability reviews.</w:t>
+        <w:t>Establishes the guidelines of professional conduct expected of every employee, including workplace respect, conflicts of interest, and use of company assets. Section 11 (Appendix, Lineage &amp; Sign-off) applies to HR Policies within HR Knowledge Hub and is maintained by Maria Chen. Records document lineage, governance metadata, version history, and owner sign-off.</w:t>
       </w:r>
     </w:p>
     <w:p>
@@ -3386,298 +3386,7 @@
           <w:color w:val="808080"/>
           <w:sz w:val="16"/>
         </w:rPr>
-        <w:t>Page 11 of 12 | HR Knowledge Hub | HR Policies | SharePoint Online</w:t>
-      </w:r>
-    </w:p>
-    <w:p>
-      <w:r>
-        <w:br w:type="page"/>
-      </w:r>
-    </w:p>
-    <w:p>
-      <w:pPr>
-        <w:pStyle w:val="Heading1"/>
-      </w:pPr>
-      <w:r>
-        <w:t>Section 12: Appendix, Lineage &amp; Sign-off</w:t>
-      </w:r>
-    </w:p>
-    <w:p>
-      <w:r>
-        <w:t>Establishes the guidelines of professional conduct expected of every employee, including workplace respect, conflicts of interest, and use of company assets. Section 12 (Appendix, Lineage &amp; Sign-off) applies to HR Policies within HR Knowledge Hub and is maintained by Maria Chen. Records document lineage, governance metadata, version history, and owner sign-off.</w:t>
-      </w:r>
-    </w:p>
-    <w:p>
-      <w:r>
-        <w:t>Operational requirement 12.1: Violations are investigated by Employee Relations and may result in corrective action up to and including termination. Secondary control 12.2: Zero tolerance for harassment, discrimination, or retaliation of any kind.</w:t>
-      </w:r>
-    </w:p>
-    <w:p>
-      <w:pPr>
-        <w:pStyle w:val="ListBullet"/>
-      </w:pPr>
-      <w:r>
-        <w:t>Violations are investigated by Employee Relations and may result in corrective action up to and including termination.</w:t>
-      </w:r>
-    </w:p>
-    <w:p>
-      <w:pPr>
-        <w:pStyle w:val="ListBullet"/>
-      </w:pPr>
-      <w:r>
-        <w:t>Zero tolerance for harassment, discrimination, or retaliation of any kind.</w:t>
-      </w:r>
-    </w:p>
-    <w:p>
-      <w:pPr>
-        <w:pStyle w:val="ListBullet"/>
-      </w:pPr>
-      <w:r>
-        <w:t>Section 12 review cadence is tracked by Maria Chen under HR Policies governance.</w:t>
-      </w:r>
-    </w:p>
-    <w:tbl>
-      <w:tblPr>
-        <w:tblStyle w:val="LightGrid-Accent1"/>
-        <w:tblW w:type="auto" w:w="0"/>
-        <w:tblLook w:firstColumn="1" w:firstRow="1" w:lastColumn="0" w:lastRow="0" w:noHBand="0" w:noVBand="1" w:val="04A0"/>
-      </w:tblPr>
-      <w:tblGrid>
-        <w:gridCol w:w="2160"/>
-        <w:gridCol w:w="2160"/>
-        <w:gridCol w:w="2160"/>
-        <w:gridCol w:w="2160"/>
-      </w:tblGrid>
-      <w:tr>
-        <w:tc>
-          <w:tcPr>
-            <w:tcW w:type="dxa" w:w="2160"/>
-          </w:tcPr>
-          <w:p>
-            <w:r>
-              <w:rPr>
-                <w:b/>
-              </w:rPr>
-              <w:t>Control Area</w:t>
-            </w:r>
-          </w:p>
-        </w:tc>
-        <w:tc>
-          <w:tcPr>
-            <w:tcW w:type="dxa" w:w="2160"/>
-          </w:tcPr>
-          <w:p>
-            <w:r>
-              <w:rPr>
-                <w:b/>
-              </w:rPr>
-              <w:t>Owner</w:t>
-            </w:r>
-          </w:p>
-        </w:tc>
-        <w:tc>
-          <w:tcPr>
-            <w:tcW w:type="dxa" w:w="2160"/>
-          </w:tcPr>
-          <w:p>
-            <w:r>
-              <w:rPr>
-                <w:b/>
-              </w:rPr>
-              <w:t>Target SLA</w:t>
-            </w:r>
-          </w:p>
-        </w:tc>
-        <w:tc>
-          <w:tcPr>
-            <w:tcW w:type="dxa" w:w="2160"/>
-          </w:tcPr>
-          <w:p>
-            <w:r>
-              <w:rPr>
-                <w:b/>
-              </w:rPr>
-              <w:t>Verification Status</w:t>
-            </w:r>
-          </w:p>
-        </w:tc>
-      </w:tr>
-      <w:tr>
-        <w:tc>
-          <w:tcPr>
-            <w:tcW w:type="dxa" w:w="2160"/>
-          </w:tcPr>
-          <w:p>
-            <w:r>
-              <w:t>HR Policies</w:t>
-            </w:r>
-          </w:p>
-        </w:tc>
-        <w:tc>
-          <w:tcPr>
-            <w:tcW w:type="dxa" w:w="2160"/>
-          </w:tcPr>
-          <w:p>
-            <w:r>
-              <w:t>Maria Chen</w:t>
-            </w:r>
-          </w:p>
-        </w:tc>
-        <w:tc>
-          <w:tcPr>
-            <w:tcW w:type="dxa" w:w="2160"/>
-          </w:tcPr>
-          <w:p>
-            <w:r>
-              <w:t>5 business days</w:t>
-            </w:r>
-          </w:p>
-        </w:tc>
-        <w:tc>
-          <w:tcPr>
-            <w:tcW w:type="dxa" w:w="2160"/>
-          </w:tcPr>
-          <w:p>
-            <w:r>
-              <w:t>Verified</w:t>
-            </w:r>
-          </w:p>
-        </w:tc>
-      </w:tr>
-      <w:tr>
-        <w:tc>
-          <w:tcPr>
-            <w:tcW w:type="dxa" w:w="2160"/>
-          </w:tcPr>
-          <w:p>
-            <w:r>
-              <w:t>Employee Handbook - Code of  Gate 1</w:t>
-            </w:r>
-          </w:p>
-        </w:tc>
-        <w:tc>
-          <w:tcPr>
-            <w:tcW w:type="dxa" w:w="2160"/>
-          </w:tcPr>
-          <w:p>
-            <w:r>
-              <w:t>Maria Chen</w:t>
-            </w:r>
-          </w:p>
-        </w:tc>
-        <w:tc>
-          <w:tcPr>
-            <w:tcW w:type="dxa" w:w="2160"/>
-          </w:tcPr>
-          <w:p>
-            <w:r>
-              <w:t>3 business days</w:t>
-            </w:r>
-          </w:p>
-        </w:tc>
-        <w:tc>
-          <w:tcPr>
-            <w:tcW w:type="dxa" w:w="2160"/>
-          </w:tcPr>
-          <w:p>
-            <w:r>
-              <w:t>Active</w:t>
-            </w:r>
-          </w:p>
-        </w:tc>
-      </w:tr>
-      <w:tr>
-        <w:tc>
-          <w:tcPr>
-            <w:tcW w:type="dxa" w:w="2160"/>
-          </w:tcPr>
-          <w:p>
-            <w:r>
-              <w:t>Employee Handbook - Code of  Gate 2</w:t>
-            </w:r>
-          </w:p>
-        </w:tc>
-        <w:tc>
-          <w:tcPr>
-            <w:tcW w:type="dxa" w:w="2160"/>
-          </w:tcPr>
-          <w:p>
-            <w:r>
-              <w:t>Maria Chen</w:t>
-            </w:r>
-          </w:p>
-        </w:tc>
-        <w:tc>
-          <w:tcPr>
-            <w:tcW w:type="dxa" w:w="2160"/>
-          </w:tcPr>
-          <w:p>
-            <w:r>
-              <w:t>10 business days</w:t>
-            </w:r>
-          </w:p>
-        </w:tc>
-        <w:tc>
-          <w:tcPr>
-            <w:tcW w:type="dxa" w:w="2160"/>
-          </w:tcPr>
-          <w:p>
-            <w:r>
-              <w:t>Monitored</w:t>
-            </w:r>
-          </w:p>
-        </w:tc>
-      </w:tr>
-      <w:tr>
-        <w:tc>
-          <w:tcPr>
-            <w:tcW w:type="dxa" w:w="2160"/>
-          </w:tcPr>
-          <w:p>
-            <w:r>
-              <w:t>Sec-12</w:t>
-            </w:r>
-          </w:p>
-        </w:tc>
-        <w:tc>
-          <w:tcPr>
-            <w:tcW w:type="dxa" w:w="2160"/>
-          </w:tcPr>
-          <w:p>
-            <w:r>
-              <w:t>Maria Chen</w:t>
-            </w:r>
-          </w:p>
-        </w:tc>
-        <w:tc>
-          <w:tcPr>
-            <w:tcW w:type="dxa" w:w="2160"/>
-          </w:tcPr>
-          <w:p>
-            <w:r>
-              <w:t>10 business days</w:t>
-            </w:r>
-          </w:p>
-        </w:tc>
-        <w:tc>
-          <w:tcPr>
-            <w:tcW w:type="dxa" w:w="2160"/>
-          </w:tcPr>
-          <w:p>
-            <w:r>
-              <w:t>Stage 12 Verified</w:t>
-            </w:r>
-          </w:p>
-        </w:tc>
-      </w:tr>
-    </w:tbl>
-    <w:p>
-      <w:r>
-        <w:rPr>
-          <w:color w:val="808080"/>
-          <w:sz w:val="16"/>
-        </w:rPr>
-        <w:t>Page 12 of 12 | HR Knowledge Hub | HR Policies | SharePoint Online</w:t>
+        <w:t>Page 11 of 11 | HR Knowledge Hub | HR Policies | SharePoint Online</w:t>
       </w:r>
     </w:p>
     <w:sectPr>
